--- a/202508764506_何子谦_实验报告_2.docx
+++ b/202508764506_何子谦_实验报告_2.docx
@@ -49,7 +49,7 @@
     </w:p>
     <w:p>
       <w:pPr>
-        <w:ind w:firstLine="1041" w:firstLineChars="200"/>
+        <w:ind w:firstLine="1044" w:firstLineChars="200"/>
         <w:rPr>
           <w:rFonts w:hint="eastAsia" w:asciiTheme="minorEastAsia" w:hAnsiTheme="minorEastAsia"/>
           <w:b/>
@@ -316,6 +316,22 @@
         <w:gridCol w:w="2789"/>
       </w:tblGrid>
       <w:tr>
+        <w:tblPrEx>
+          <w:tblBorders>
+            <w:top w:val="single" w:color="auto" w:sz="4" w:space="0"/>
+            <w:left w:val="single" w:color="auto" w:sz="4" w:space="0"/>
+            <w:bottom w:val="single" w:color="auto" w:sz="4" w:space="0"/>
+            <w:right w:val="single" w:color="auto" w:sz="4" w:space="0"/>
+            <w:insideH w:val="single" w:color="auto" w:sz="4" w:space="0"/>
+            <w:insideV w:val="single" w:color="auto" w:sz="4" w:space="0"/>
+          </w:tblBorders>
+          <w:tblCellMar>
+            <w:top w:w="0" w:type="dxa"/>
+            <w:left w:w="108" w:type="dxa"/>
+            <w:bottom w:w="0" w:type="dxa"/>
+            <w:right w:w="108" w:type="dxa"/>
+          </w:tblCellMar>
+        </w:tblPrEx>
         <w:trPr>
           <w:trHeight w:val="637" w:hRule="atLeast"/>
         </w:trPr>
@@ -364,12 +380,23 @@
               <w:snapToGrid w:val="0"/>
               <w:jc w:val="center"/>
               <w:rPr>
-                <w:rFonts w:hint="eastAsia" w:asciiTheme="minorEastAsia" w:hAnsiTheme="minorEastAsia"/>
+                <w:rFonts w:hint="default" w:asciiTheme="minorEastAsia" w:hAnsiTheme="minorEastAsia" w:eastAsiaTheme="minorEastAsia"/>
                 <w:b/>
                 <w:sz w:val="30"/>
                 <w:szCs w:val="30"/>
-              </w:rPr>
-            </w:pPr>
+                <w:lang w:val="en-US" w:eastAsia="zh-CN"/>
+              </w:rPr>
+            </w:pPr>
+            <w:r>
+              <w:rPr>
+                <w:rFonts w:hint="eastAsia" w:asciiTheme="minorEastAsia" w:hAnsiTheme="minorEastAsia"/>
+                <w:b/>
+                <w:sz w:val="30"/>
+                <w:szCs w:val="30"/>
+                <w:lang w:val="en-US" w:eastAsia="zh-CN"/>
+              </w:rPr>
+              <w:t>何子谦</w:t>
+            </w:r>
           </w:p>
         </w:tc>
         <w:tc>
@@ -417,16 +444,43 @@
               <w:snapToGrid w:val="0"/>
               <w:jc w:val="center"/>
               <w:rPr>
-                <w:rFonts w:hint="eastAsia" w:asciiTheme="minorEastAsia" w:hAnsiTheme="minorEastAsia"/>
+                <w:rFonts w:hint="default" w:asciiTheme="minorEastAsia" w:hAnsiTheme="minorEastAsia" w:eastAsiaTheme="minorEastAsia"/>
                 <w:b/>
                 <w:sz w:val="30"/>
                 <w:szCs w:val="30"/>
-              </w:rPr>
-            </w:pPr>
+                <w:lang w:val="en-US" w:eastAsia="zh-CN"/>
+              </w:rPr>
+            </w:pPr>
+            <w:r>
+              <w:rPr>
+                <w:rFonts w:hint="eastAsia" w:asciiTheme="minorEastAsia" w:hAnsiTheme="minorEastAsia"/>
+                <w:b/>
+                <w:sz w:val="30"/>
+                <w:szCs w:val="30"/>
+                <w:lang w:val="en-US" w:eastAsia="zh-CN"/>
+              </w:rPr>
+              <w:t>202508764506</w:t>
+            </w:r>
           </w:p>
         </w:tc>
       </w:tr>
       <w:tr>
+        <w:tblPrEx>
+          <w:tblBorders>
+            <w:top w:val="single" w:color="auto" w:sz="4" w:space="0"/>
+            <w:left w:val="single" w:color="auto" w:sz="4" w:space="0"/>
+            <w:bottom w:val="single" w:color="auto" w:sz="4" w:space="0"/>
+            <w:right w:val="single" w:color="auto" w:sz="4" w:space="0"/>
+            <w:insideH w:val="single" w:color="auto" w:sz="4" w:space="0"/>
+            <w:insideV w:val="single" w:color="auto" w:sz="4" w:space="0"/>
+          </w:tblBorders>
+          <w:tblCellMar>
+            <w:top w:w="0" w:type="dxa"/>
+            <w:left w:w="108" w:type="dxa"/>
+            <w:bottom w:w="0" w:type="dxa"/>
+            <w:right w:w="108" w:type="dxa"/>
+          </w:tblCellMar>
+        </w:tblPrEx>
         <w:trPr>
           <w:trHeight w:val="637" w:hRule="atLeast"/>
         </w:trPr>
@@ -473,12 +527,23 @@
               <w:snapToGrid w:val="0"/>
               <w:jc w:val="center"/>
               <w:rPr>
-                <w:rFonts w:hint="eastAsia" w:asciiTheme="minorEastAsia" w:hAnsiTheme="minorEastAsia"/>
+                <w:rFonts w:hint="default" w:asciiTheme="minorEastAsia" w:hAnsiTheme="minorEastAsia" w:eastAsiaTheme="minorEastAsia"/>
                 <w:b/>
                 <w:sz w:val="30"/>
                 <w:szCs w:val="30"/>
-              </w:rPr>
-            </w:pPr>
+                <w:lang w:val="en-US" w:eastAsia="zh-CN"/>
+              </w:rPr>
+            </w:pPr>
+            <w:r>
+              <w:rPr>
+                <w:rFonts w:hint="eastAsia" w:asciiTheme="minorEastAsia" w:hAnsiTheme="minorEastAsia"/>
+                <w:b/>
+                <w:sz w:val="30"/>
+                <w:szCs w:val="30"/>
+                <w:lang w:val="en-US" w:eastAsia="zh-CN"/>
+              </w:rPr>
+              <w:t>5班</w:t>
+            </w:r>
           </w:p>
         </w:tc>
         <w:tc>
@@ -524,16 +589,43 @@
               <w:snapToGrid w:val="0"/>
               <w:jc w:val="center"/>
               <w:rPr>
-                <w:rFonts w:hint="eastAsia" w:asciiTheme="minorEastAsia" w:hAnsiTheme="minorEastAsia"/>
+                <w:rFonts w:hint="eastAsia" w:asciiTheme="minorEastAsia" w:hAnsiTheme="minorEastAsia" w:eastAsiaTheme="minorEastAsia"/>
                 <w:b/>
                 <w:sz w:val="30"/>
                 <w:szCs w:val="30"/>
-              </w:rPr>
-            </w:pPr>
+                <w:lang w:val="en-US" w:eastAsia="zh-CN"/>
+              </w:rPr>
+            </w:pPr>
+            <w:r>
+              <w:rPr>
+                <w:rFonts w:hint="eastAsia" w:asciiTheme="minorEastAsia" w:hAnsiTheme="minorEastAsia"/>
+                <w:b/>
+                <w:sz w:val="30"/>
+                <w:szCs w:val="30"/>
+                <w:lang w:val="en-US" w:eastAsia="zh-CN"/>
+              </w:rPr>
+              <w:t>软件工程</w:t>
+            </w:r>
           </w:p>
         </w:tc>
       </w:tr>
       <w:tr>
+        <w:tblPrEx>
+          <w:tblBorders>
+            <w:top w:val="single" w:color="auto" w:sz="4" w:space="0"/>
+            <w:left w:val="single" w:color="auto" w:sz="4" w:space="0"/>
+            <w:bottom w:val="single" w:color="auto" w:sz="4" w:space="0"/>
+            <w:right w:val="single" w:color="auto" w:sz="4" w:space="0"/>
+            <w:insideH w:val="single" w:color="auto" w:sz="4" w:space="0"/>
+            <w:insideV w:val="single" w:color="auto" w:sz="4" w:space="0"/>
+          </w:tblBorders>
+          <w:tblCellMar>
+            <w:top w:w="0" w:type="dxa"/>
+            <w:left w:w="108" w:type="dxa"/>
+            <w:bottom w:w="0" w:type="dxa"/>
+            <w:right w:w="108" w:type="dxa"/>
+          </w:tblCellMar>
+        </w:tblPrEx>
         <w:trPr>
           <w:trHeight w:val="637" w:hRule="atLeast"/>
         </w:trPr>
@@ -621,6 +713,22 @@
         </w:tc>
       </w:tr>
       <w:tr>
+        <w:tblPrEx>
+          <w:tblBorders>
+            <w:top w:val="single" w:color="auto" w:sz="4" w:space="0"/>
+            <w:left w:val="single" w:color="auto" w:sz="4" w:space="0"/>
+            <w:bottom w:val="single" w:color="auto" w:sz="4" w:space="0"/>
+            <w:right w:val="single" w:color="auto" w:sz="4" w:space="0"/>
+            <w:insideH w:val="single" w:color="auto" w:sz="4" w:space="0"/>
+            <w:insideV w:val="single" w:color="auto" w:sz="4" w:space="0"/>
+          </w:tblBorders>
+          <w:tblCellMar>
+            <w:top w:w="0" w:type="dxa"/>
+            <w:left w:w="108" w:type="dxa"/>
+            <w:bottom w:w="0" w:type="dxa"/>
+            <w:right w:w="108" w:type="dxa"/>
+          </w:tblCellMar>
+        </w:tblPrEx>
         <w:trPr>
           <w:trHeight w:val="637" w:hRule="atLeast"/>
         </w:trPr>
@@ -694,8 +802,6 @@
               </w:rPr>
               <w:t>5</w:t>
             </w:r>
-            <w:bookmarkStart w:id="2" w:name="_GoBack"/>
-            <w:bookmarkEnd w:id="2"/>
           </w:p>
         </w:tc>
       </w:tr>
@@ -765,6 +871,22 @@
         <w:gridCol w:w="8856"/>
       </w:tblGrid>
       <w:tr>
+        <w:tblPrEx>
+          <w:tblBorders>
+            <w:top w:val="single" w:color="auto" w:sz="4" w:space="0"/>
+            <w:left w:val="single" w:color="auto" w:sz="4" w:space="0"/>
+            <w:bottom w:val="single" w:color="auto" w:sz="4" w:space="0"/>
+            <w:right w:val="single" w:color="auto" w:sz="4" w:space="0"/>
+            <w:insideH w:val="single" w:color="auto" w:sz="4" w:space="0"/>
+            <w:insideV w:val="single" w:color="auto" w:sz="4" w:space="0"/>
+          </w:tblBorders>
+          <w:tblCellMar>
+            <w:top w:w="0" w:type="dxa"/>
+            <w:left w:w="108" w:type="dxa"/>
+            <w:bottom w:w="0" w:type="dxa"/>
+            <w:right w:w="108" w:type="dxa"/>
+          </w:tblCellMar>
+        </w:tblPrEx>
         <w:trPr>
           <w:trHeight w:val="1266" w:hRule="atLeast"/>
         </w:trPr>
@@ -795,8 +917,8 @@
             <w:r>
               <w:br w:type="page"/>
             </w:r>
-            <w:bookmarkStart w:id="0" w:name="OLE_LINK2"/>
-            <w:bookmarkStart w:id="1" w:name="OLE_LINK1"/>
+            <w:bookmarkStart w:id="0" w:name="OLE_LINK1"/>
+            <w:bookmarkStart w:id="1" w:name="OLE_LINK2"/>
             <w:r>
               <w:rPr>
                 <w:rFonts w:hint="eastAsia"/>
@@ -1380,7 +1502,7 @@
           </w:p>
           <w:p>
             <w:pPr>
-              <w:pStyle w:val="12"/>
+              <w:pStyle w:val="13"/>
               <w:keepNext w:val="0"/>
               <w:keepLines w:val="0"/>
               <w:pageBreakBefore w:val="0"/>
@@ -1416,7 +1538,7 @@
           </w:p>
           <w:p>
             <w:pPr>
-              <w:pStyle w:val="12"/>
+              <w:pStyle w:val="13"/>
               <w:keepNext w:val="0"/>
               <w:keepLines w:val="0"/>
               <w:pageBreakBefore w:val="0"/>
@@ -1452,7 +1574,7 @@
           </w:p>
           <w:p>
             <w:pPr>
-              <w:pStyle w:val="12"/>
+              <w:pStyle w:val="13"/>
               <w:keepNext w:val="0"/>
               <w:keepLines w:val="0"/>
               <w:pageBreakBefore w:val="0"/>
@@ -1488,7 +1610,7 @@
           </w:p>
           <w:p>
             <w:pPr>
-              <w:pStyle w:val="12"/>
+              <w:pStyle w:val="13"/>
               <w:keepNext w:val="0"/>
               <w:keepLines w:val="0"/>
               <w:pageBreakBefore w:val="0"/>
@@ -1523,6 +1645,22 @@
         </w:tc>
       </w:tr>
       <w:tr>
+        <w:tblPrEx>
+          <w:tblBorders>
+            <w:top w:val="single" w:color="auto" w:sz="4" w:space="0"/>
+            <w:left w:val="single" w:color="auto" w:sz="4" w:space="0"/>
+            <w:bottom w:val="single" w:color="auto" w:sz="4" w:space="0"/>
+            <w:right w:val="single" w:color="auto" w:sz="4" w:space="0"/>
+            <w:insideH w:val="single" w:color="auto" w:sz="4" w:space="0"/>
+            <w:insideV w:val="single" w:color="auto" w:sz="4" w:space="0"/>
+          </w:tblBorders>
+          <w:tblCellMar>
+            <w:top w:w="0" w:type="dxa"/>
+            <w:left w:w="108" w:type="dxa"/>
+            <w:bottom w:w="0" w:type="dxa"/>
+            <w:right w:w="108" w:type="dxa"/>
+          </w:tblCellMar>
+        </w:tblPrEx>
         <w:trPr>
           <w:trHeight w:val="1308" w:hRule="atLeast"/>
         </w:trPr>
@@ -2137,6 +2275,22 @@
         </w:tc>
       </w:tr>
       <w:tr>
+        <w:tblPrEx>
+          <w:tblBorders>
+            <w:top w:val="single" w:color="auto" w:sz="4" w:space="0"/>
+            <w:left w:val="single" w:color="auto" w:sz="4" w:space="0"/>
+            <w:bottom w:val="single" w:color="auto" w:sz="4" w:space="0"/>
+            <w:right w:val="single" w:color="auto" w:sz="4" w:space="0"/>
+            <w:insideH w:val="single" w:color="auto" w:sz="4" w:space="0"/>
+            <w:insideV w:val="single" w:color="auto" w:sz="4" w:space="0"/>
+          </w:tblBorders>
+          <w:tblCellMar>
+            <w:top w:w="0" w:type="dxa"/>
+            <w:left w:w="108" w:type="dxa"/>
+            <w:bottom w:w="0" w:type="dxa"/>
+            <w:right w:w="108" w:type="dxa"/>
+          </w:tblCellMar>
+        </w:tblPrEx>
         <w:tc>
           <w:tcPr>
             <w:tcW w:w="8856" w:type="dxa"/>
@@ -2255,13 +2409,29 @@
           </w:p>
           <w:p>
             <w:pPr>
-              <w:pStyle w:val="12"/>
+              <w:pStyle w:val="13"/>
               <w:spacing w:line="400" w:lineRule="exact"/>
             </w:pPr>
           </w:p>
         </w:tc>
       </w:tr>
       <w:tr>
+        <w:tblPrEx>
+          <w:tblBorders>
+            <w:top w:val="single" w:color="auto" w:sz="4" w:space="0"/>
+            <w:left w:val="single" w:color="auto" w:sz="4" w:space="0"/>
+            <w:bottom w:val="single" w:color="auto" w:sz="4" w:space="0"/>
+            <w:right w:val="single" w:color="auto" w:sz="4" w:space="0"/>
+            <w:insideH w:val="single" w:color="auto" w:sz="4" w:space="0"/>
+            <w:insideV w:val="single" w:color="auto" w:sz="4" w:space="0"/>
+          </w:tblBorders>
+          <w:tblCellMar>
+            <w:top w:w="0" w:type="dxa"/>
+            <w:left w:w="108" w:type="dxa"/>
+            <w:bottom w:w="0" w:type="dxa"/>
+            <w:right w:w="108" w:type="dxa"/>
+          </w:tblCellMar>
+        </w:tblPrEx>
         <w:tc>
           <w:tcPr>
             <w:tcW w:w="8856" w:type="dxa"/>
@@ -2269,6 +2439,7 @@
           <w:p>
             <w:pPr>
               <w:rPr>
+                <w:rFonts w:hint="eastAsia"/>
                 <w:b/>
                 <w:sz w:val="28"/>
                 <w:szCs w:val="28"/>
@@ -2286,209 +2457,495 @@
           </w:p>
           <w:p>
             <w:pPr>
-              <w:pStyle w:val="12"/>
-              <w:spacing w:line="400" w:lineRule="exact"/>
+              <w:rPr>
+                <w:rFonts w:hint="default" w:eastAsiaTheme="minorEastAsia"/>
+                <w:b/>
+                <w:sz w:val="28"/>
+                <w:szCs w:val="28"/>
+                <w:lang w:val="en-US" w:eastAsia="zh-CN"/>
+              </w:rPr>
+            </w:pPr>
+            <w:r>
+              <w:rPr>
+                <w:rFonts w:hint="eastAsia"/>
+                <w:b/>
+                <w:sz w:val="28"/>
+                <w:szCs w:val="28"/>
+                <w:lang w:val="en-US" w:eastAsia="zh-CN"/>
+              </w:rPr>
+              <w:t xml:space="preserve">   </w:t>
+            </w:r>
+            <w:r>
+              <w:rPr>
+                <w:rFonts w:hint="default" w:eastAsiaTheme="minorEastAsia"/>
+                <w:b/>
+                <w:sz w:val="28"/>
+                <w:szCs w:val="28"/>
+                <w:lang w:val="en-US" w:eastAsia="zh-CN"/>
+              </w:rPr>
+              <w:drawing>
+                <wp:inline distT="0" distB="0" distL="114300" distR="114300">
+                  <wp:extent cx="4000500" cy="7038975"/>
+                  <wp:effectExtent l="0" t="0" r="7620" b="1905"/>
+                  <wp:docPr id="7" name="图片 7" descr="6"/>
+                  <wp:cNvGraphicFramePr>
+                    <a:graphicFrameLocks xmlns:a="http://schemas.openxmlformats.org/drawingml/2006/main" noChangeAspect="1"/>
+                  </wp:cNvGraphicFramePr>
+                  <a:graphic xmlns:a="http://schemas.openxmlformats.org/drawingml/2006/main">
+                    <a:graphicData uri="http://schemas.openxmlformats.org/drawingml/2006/picture">
+                      <pic:pic xmlns:pic="http://schemas.openxmlformats.org/drawingml/2006/picture">
+                        <pic:nvPicPr>
+                          <pic:cNvPr id="7" name="图片 7" descr="6"/>
+                          <pic:cNvPicPr>
+                            <a:picLocks noChangeAspect="1"/>
+                          </pic:cNvPicPr>
+                        </pic:nvPicPr>
+                        <pic:blipFill>
+                          <a:blip r:embed="rId4"/>
+                          <a:stretch>
+                            <a:fillRect/>
+                          </a:stretch>
+                        </pic:blipFill>
+                        <pic:spPr>
+                          <a:xfrm>
+                            <a:off x="0" y="0"/>
+                            <a:ext cx="4000500" cy="7038975"/>
+                          </a:xfrm>
+                          <a:prstGeom prst="rect">
+                            <a:avLst/>
+                          </a:prstGeom>
+                        </pic:spPr>
+                      </pic:pic>
+                    </a:graphicData>
+                  </a:graphic>
+                </wp:inline>
+              </w:drawing>
+            </w:r>
+          </w:p>
+          <w:p>
+            <w:pPr>
+              <w:pStyle w:val="13"/>
+              <w:spacing w:line="240" w:lineRule="auto"/>
               <w:ind w:firstLine="480"/>
               <w:rPr>
-                <w:rFonts w:hint="eastAsia" w:asciiTheme="minorEastAsia" w:hAnsiTheme="minorEastAsia"/>
-                <w:sz w:val="24"/>
-                <w:szCs w:val="24"/>
-              </w:rPr>
-            </w:pPr>
-          </w:p>
-          <w:p>
-            <w:pPr>
-              <w:pStyle w:val="12"/>
-              <w:spacing w:line="400" w:lineRule="exact"/>
+                <w:rFonts w:hint="eastAsia" w:asciiTheme="minorEastAsia" w:hAnsiTheme="minorEastAsia" w:eastAsiaTheme="minorEastAsia"/>
+                <w:sz w:val="24"/>
+                <w:szCs w:val="24"/>
+                <w:lang w:eastAsia="zh-CN"/>
+              </w:rPr>
+            </w:pPr>
+            <w:r>
+              <w:rPr>
+                <w:rFonts w:hint="eastAsia" w:asciiTheme="minorEastAsia" w:hAnsiTheme="minorEastAsia" w:eastAsiaTheme="minorEastAsia"/>
+                <w:sz w:val="24"/>
+                <w:szCs w:val="24"/>
+                <w:lang w:eastAsia="zh-CN"/>
+              </w:rPr>
+              <w:drawing>
+                <wp:inline distT="0" distB="0" distL="114300" distR="114300">
+                  <wp:extent cx="5486400" cy="5649595"/>
+                  <wp:effectExtent l="0" t="0" r="0" b="4445"/>
+                  <wp:docPr id="1" name="图片 1" descr="1"/>
+                  <wp:cNvGraphicFramePr>
+                    <a:graphicFrameLocks xmlns:a="http://schemas.openxmlformats.org/drawingml/2006/main" noChangeAspect="1"/>
+                  </wp:cNvGraphicFramePr>
+                  <a:graphic xmlns:a="http://schemas.openxmlformats.org/drawingml/2006/main">
+                    <a:graphicData uri="http://schemas.openxmlformats.org/drawingml/2006/picture">
+                      <pic:pic xmlns:pic="http://schemas.openxmlformats.org/drawingml/2006/picture">
+                        <pic:nvPicPr>
+                          <pic:cNvPr id="1" name="图片 1" descr="1"/>
+                          <pic:cNvPicPr>
+                            <a:picLocks noChangeAspect="1"/>
+                          </pic:cNvPicPr>
+                        </pic:nvPicPr>
+                        <pic:blipFill>
+                          <a:blip r:embed="rId5"/>
+                          <a:stretch>
+                            <a:fillRect/>
+                          </a:stretch>
+                        </pic:blipFill>
+                        <pic:spPr>
+                          <a:xfrm>
+                            <a:off x="0" y="0"/>
+                            <a:ext cx="5486400" cy="5649595"/>
+                          </a:xfrm>
+                          <a:prstGeom prst="rect">
+                            <a:avLst/>
+                          </a:prstGeom>
+                        </pic:spPr>
+                      </pic:pic>
+                    </a:graphicData>
+                  </a:graphic>
+                </wp:inline>
+              </w:drawing>
+            </w:r>
+          </w:p>
+          <w:p>
+            <w:pPr>
+              <w:pStyle w:val="13"/>
+              <w:spacing w:line="240" w:lineRule="auto"/>
               <w:ind w:firstLine="480"/>
               <w:rPr>
-                <w:rFonts w:hint="eastAsia" w:asciiTheme="minorEastAsia" w:hAnsiTheme="minorEastAsia"/>
-                <w:sz w:val="24"/>
-                <w:szCs w:val="24"/>
-              </w:rPr>
-            </w:pPr>
-          </w:p>
-          <w:p>
-            <w:pPr>
-              <w:pStyle w:val="12"/>
-              <w:spacing w:line="400" w:lineRule="exact"/>
+                <w:rFonts w:hint="eastAsia" w:asciiTheme="minorEastAsia" w:hAnsiTheme="minorEastAsia" w:eastAsiaTheme="minorEastAsia"/>
+                <w:sz w:val="24"/>
+                <w:szCs w:val="24"/>
+                <w:lang w:eastAsia="zh-CN"/>
+              </w:rPr>
+            </w:pPr>
+            <w:r>
+              <w:rPr>
+                <w:rFonts w:hint="eastAsia" w:asciiTheme="minorEastAsia" w:hAnsiTheme="minorEastAsia" w:eastAsiaTheme="minorEastAsia"/>
+                <w:sz w:val="24"/>
+                <w:szCs w:val="24"/>
+                <w:lang w:eastAsia="zh-CN"/>
+              </w:rPr>
+              <w:drawing>
+                <wp:inline distT="0" distB="0" distL="114300" distR="114300">
+                  <wp:extent cx="5484495" cy="5559425"/>
+                  <wp:effectExtent l="0" t="0" r="1905" b="3175"/>
+                  <wp:docPr id="2" name="图片 2" descr="2"/>
+                  <wp:cNvGraphicFramePr>
+                    <a:graphicFrameLocks xmlns:a="http://schemas.openxmlformats.org/drawingml/2006/main" noChangeAspect="1"/>
+                  </wp:cNvGraphicFramePr>
+                  <a:graphic xmlns:a="http://schemas.openxmlformats.org/drawingml/2006/main">
+                    <a:graphicData uri="http://schemas.openxmlformats.org/drawingml/2006/picture">
+                      <pic:pic xmlns:pic="http://schemas.openxmlformats.org/drawingml/2006/picture">
+                        <pic:nvPicPr>
+                          <pic:cNvPr id="2" name="图片 2" descr="2"/>
+                          <pic:cNvPicPr>
+                            <a:picLocks noChangeAspect="1"/>
+                          </pic:cNvPicPr>
+                        </pic:nvPicPr>
+                        <pic:blipFill>
+                          <a:blip r:embed="rId6"/>
+                          <a:stretch>
+                            <a:fillRect/>
+                          </a:stretch>
+                        </pic:blipFill>
+                        <pic:spPr>
+                          <a:xfrm>
+                            <a:off x="0" y="0"/>
+                            <a:ext cx="5484495" cy="5559425"/>
+                          </a:xfrm>
+                          <a:prstGeom prst="rect">
+                            <a:avLst/>
+                          </a:prstGeom>
+                        </pic:spPr>
+                      </pic:pic>
+                    </a:graphicData>
+                  </a:graphic>
+                </wp:inline>
+              </w:drawing>
+            </w:r>
+          </w:p>
+          <w:p>
+            <w:pPr>
+              <w:pStyle w:val="13"/>
+              <w:spacing w:line="240" w:lineRule="auto"/>
               <w:ind w:firstLine="480"/>
               <w:rPr>
-                <w:rFonts w:hint="eastAsia" w:asciiTheme="minorEastAsia" w:hAnsiTheme="minorEastAsia"/>
-                <w:sz w:val="24"/>
-                <w:szCs w:val="24"/>
-              </w:rPr>
-            </w:pPr>
-          </w:p>
-          <w:p>
-            <w:pPr>
-              <w:pStyle w:val="12"/>
-              <w:spacing w:line="400" w:lineRule="exact"/>
+                <w:rFonts w:hint="eastAsia" w:asciiTheme="minorEastAsia" w:hAnsiTheme="minorEastAsia" w:eastAsiaTheme="minorEastAsia"/>
+                <w:sz w:val="24"/>
+                <w:szCs w:val="24"/>
+                <w:lang w:eastAsia="zh-CN"/>
+              </w:rPr>
+            </w:pPr>
+            <w:r>
+              <w:rPr>
+                <w:rFonts w:hint="eastAsia" w:asciiTheme="minorEastAsia" w:hAnsiTheme="minorEastAsia" w:eastAsiaTheme="minorEastAsia"/>
+                <w:sz w:val="24"/>
+                <w:szCs w:val="24"/>
+                <w:lang w:eastAsia="zh-CN"/>
+              </w:rPr>
+              <w:drawing>
+                <wp:inline distT="0" distB="0" distL="114300" distR="114300">
+                  <wp:extent cx="5482590" cy="4482465"/>
+                  <wp:effectExtent l="0" t="0" r="3810" b="13335"/>
+                  <wp:docPr id="3" name="图片 3" descr="3"/>
+                  <wp:cNvGraphicFramePr>
+                    <a:graphicFrameLocks xmlns:a="http://schemas.openxmlformats.org/drawingml/2006/main" noChangeAspect="1"/>
+                  </wp:cNvGraphicFramePr>
+                  <a:graphic xmlns:a="http://schemas.openxmlformats.org/drawingml/2006/main">
+                    <a:graphicData uri="http://schemas.openxmlformats.org/drawingml/2006/picture">
+                      <pic:pic xmlns:pic="http://schemas.openxmlformats.org/drawingml/2006/picture">
+                        <pic:nvPicPr>
+                          <pic:cNvPr id="3" name="图片 3" descr="3"/>
+                          <pic:cNvPicPr>
+                            <a:picLocks noChangeAspect="1"/>
+                          </pic:cNvPicPr>
+                        </pic:nvPicPr>
+                        <pic:blipFill>
+                          <a:blip r:embed="rId7"/>
+                          <a:stretch>
+                            <a:fillRect/>
+                          </a:stretch>
+                        </pic:blipFill>
+                        <pic:spPr>
+                          <a:xfrm>
+                            <a:off x="0" y="0"/>
+                            <a:ext cx="5482590" cy="4482465"/>
+                          </a:xfrm>
+                          <a:prstGeom prst="rect">
+                            <a:avLst/>
+                          </a:prstGeom>
+                        </pic:spPr>
+                      </pic:pic>
+                    </a:graphicData>
+                  </a:graphic>
+                </wp:inline>
+              </w:drawing>
+            </w:r>
+          </w:p>
+          <w:p>
+            <w:pPr>
+              <w:pStyle w:val="13"/>
+              <w:spacing w:line="240" w:lineRule="auto"/>
               <w:ind w:firstLine="480"/>
               <w:rPr>
-                <w:rFonts w:hint="eastAsia" w:asciiTheme="minorEastAsia" w:hAnsiTheme="minorEastAsia"/>
-                <w:sz w:val="24"/>
-                <w:szCs w:val="24"/>
-              </w:rPr>
-            </w:pPr>
-          </w:p>
-          <w:p>
-            <w:pPr>
-              <w:pStyle w:val="12"/>
-              <w:spacing w:line="400" w:lineRule="exact"/>
+                <w:rFonts w:hint="eastAsia" w:asciiTheme="minorEastAsia" w:hAnsiTheme="minorEastAsia" w:eastAsiaTheme="minorEastAsia"/>
+                <w:sz w:val="24"/>
+                <w:szCs w:val="24"/>
+                <w:lang w:eastAsia="zh-CN"/>
+              </w:rPr>
+            </w:pPr>
+            <w:r>
+              <w:rPr>
+                <w:rFonts w:hint="eastAsia" w:asciiTheme="minorEastAsia" w:hAnsiTheme="minorEastAsia" w:eastAsiaTheme="minorEastAsia"/>
+                <w:sz w:val="24"/>
+                <w:szCs w:val="24"/>
+                <w:lang w:eastAsia="zh-CN"/>
+              </w:rPr>
+              <w:drawing>
+                <wp:inline distT="0" distB="0" distL="114300" distR="114300">
+                  <wp:extent cx="4676775" cy="6677025"/>
+                  <wp:effectExtent l="0" t="0" r="1905" b="13335"/>
+                  <wp:docPr id="4" name="图片 4" descr="4"/>
+                  <wp:cNvGraphicFramePr>
+                    <a:graphicFrameLocks xmlns:a="http://schemas.openxmlformats.org/drawingml/2006/main" noChangeAspect="1"/>
+                  </wp:cNvGraphicFramePr>
+                  <a:graphic xmlns:a="http://schemas.openxmlformats.org/drawingml/2006/main">
+                    <a:graphicData uri="http://schemas.openxmlformats.org/drawingml/2006/picture">
+                      <pic:pic xmlns:pic="http://schemas.openxmlformats.org/drawingml/2006/picture">
+                        <pic:nvPicPr>
+                          <pic:cNvPr id="4" name="图片 4" descr="4"/>
+                          <pic:cNvPicPr>
+                            <a:picLocks noChangeAspect="1"/>
+                          </pic:cNvPicPr>
+                        </pic:nvPicPr>
+                        <pic:blipFill>
+                          <a:blip r:embed="rId8"/>
+                          <a:stretch>
+                            <a:fillRect/>
+                          </a:stretch>
+                        </pic:blipFill>
+                        <pic:spPr>
+                          <a:xfrm>
+                            <a:off x="0" y="0"/>
+                            <a:ext cx="4676775" cy="6677025"/>
+                          </a:xfrm>
+                          <a:prstGeom prst="rect">
+                            <a:avLst/>
+                          </a:prstGeom>
+                        </pic:spPr>
+                      </pic:pic>
+                    </a:graphicData>
+                  </a:graphic>
+                </wp:inline>
+              </w:drawing>
+            </w:r>
+          </w:p>
+          <w:p>
+            <w:pPr>
+              <w:pStyle w:val="13"/>
+              <w:spacing w:line="240" w:lineRule="auto"/>
               <w:ind w:firstLine="480"/>
               <w:rPr>
-                <w:rFonts w:hint="eastAsia" w:asciiTheme="minorEastAsia" w:hAnsiTheme="minorEastAsia"/>
-                <w:sz w:val="24"/>
-                <w:szCs w:val="24"/>
-              </w:rPr>
-            </w:pPr>
-          </w:p>
-          <w:p>
-            <w:pPr>
-              <w:pStyle w:val="12"/>
-              <w:spacing w:line="400" w:lineRule="exact"/>
+                <w:rFonts w:hint="eastAsia" w:asciiTheme="minorEastAsia" w:hAnsiTheme="minorEastAsia" w:eastAsiaTheme="minorEastAsia"/>
+                <w:sz w:val="24"/>
+                <w:szCs w:val="24"/>
+                <w:lang w:eastAsia="zh-CN"/>
+              </w:rPr>
+            </w:pPr>
+            <w:r>
+              <w:rPr>
+                <w:rFonts w:hint="eastAsia" w:asciiTheme="minorEastAsia" w:hAnsiTheme="minorEastAsia" w:eastAsiaTheme="minorEastAsia"/>
+                <w:sz w:val="24"/>
+                <w:szCs w:val="24"/>
+                <w:lang w:eastAsia="zh-CN"/>
+              </w:rPr>
+              <w:drawing>
+                <wp:inline distT="0" distB="0" distL="114300" distR="114300">
+                  <wp:extent cx="5483860" cy="2812415"/>
+                  <wp:effectExtent l="0" t="0" r="2540" b="6985"/>
+                  <wp:docPr id="5" name="图片 5" descr="5"/>
+                  <wp:cNvGraphicFramePr>
+                    <a:graphicFrameLocks xmlns:a="http://schemas.openxmlformats.org/drawingml/2006/main" noChangeAspect="1"/>
+                  </wp:cNvGraphicFramePr>
+                  <a:graphic xmlns:a="http://schemas.openxmlformats.org/drawingml/2006/main">
+                    <a:graphicData uri="http://schemas.openxmlformats.org/drawingml/2006/picture">
+                      <pic:pic xmlns:pic="http://schemas.openxmlformats.org/drawingml/2006/picture">
+                        <pic:nvPicPr>
+                          <pic:cNvPr id="5" name="图片 5" descr="5"/>
+                          <pic:cNvPicPr>
+                            <a:picLocks noChangeAspect="1"/>
+                          </pic:cNvPicPr>
+                        </pic:nvPicPr>
+                        <pic:blipFill>
+                          <a:blip r:embed="rId9"/>
+                          <a:stretch>
+                            <a:fillRect/>
+                          </a:stretch>
+                        </pic:blipFill>
+                        <pic:spPr>
+                          <a:xfrm>
+                            <a:off x="0" y="0"/>
+                            <a:ext cx="5483860" cy="2812415"/>
+                          </a:xfrm>
+                          <a:prstGeom prst="rect">
+                            <a:avLst/>
+                          </a:prstGeom>
+                        </pic:spPr>
+                      </pic:pic>
+                    </a:graphicData>
+                  </a:graphic>
+                </wp:inline>
+              </w:drawing>
+            </w:r>
+          </w:p>
+          <w:p>
+            <w:pPr>
+              <w:pStyle w:val="13"/>
+              <w:spacing w:line="240" w:lineRule="auto"/>
               <w:ind w:firstLine="480"/>
               <w:rPr>
-                <w:rFonts w:hint="eastAsia" w:asciiTheme="minorEastAsia" w:hAnsiTheme="minorEastAsia"/>
-                <w:sz w:val="24"/>
-                <w:szCs w:val="24"/>
-              </w:rPr>
-            </w:pPr>
-          </w:p>
-          <w:p>
-            <w:pPr>
-              <w:pStyle w:val="12"/>
-              <w:spacing w:line="400" w:lineRule="exact"/>
+                <w:rFonts w:hint="eastAsia" w:asciiTheme="minorEastAsia" w:hAnsiTheme="minorEastAsia" w:eastAsiaTheme="minorEastAsia"/>
+                <w:sz w:val="24"/>
+                <w:szCs w:val="24"/>
+                <w:lang w:eastAsia="zh-CN"/>
+              </w:rPr>
+            </w:pPr>
+            <w:r>
+              <w:rPr>
+                <w:rFonts w:hint="eastAsia" w:asciiTheme="minorEastAsia" w:hAnsiTheme="minorEastAsia" w:eastAsiaTheme="minorEastAsia"/>
+                <w:sz w:val="24"/>
+                <w:szCs w:val="24"/>
+                <w:lang w:eastAsia="zh-CN"/>
+              </w:rPr>
+              <w:drawing>
+                <wp:inline distT="0" distB="0" distL="114300" distR="114300">
+                  <wp:extent cx="5476240" cy="2792730"/>
+                  <wp:effectExtent l="0" t="0" r="10160" b="11430"/>
+                  <wp:docPr id="8" name="图片 8" descr="dcd3023cab9b292448a6d1eabca7857a"/>
+                  <wp:cNvGraphicFramePr>
+                    <a:graphicFrameLocks xmlns:a="http://schemas.openxmlformats.org/drawingml/2006/main" noChangeAspect="1"/>
+                  </wp:cNvGraphicFramePr>
+                  <a:graphic xmlns:a="http://schemas.openxmlformats.org/drawingml/2006/main">
+                    <a:graphicData uri="http://schemas.openxmlformats.org/drawingml/2006/picture">
+                      <pic:pic xmlns:pic="http://schemas.openxmlformats.org/drawingml/2006/picture">
+                        <pic:nvPicPr>
+                          <pic:cNvPr id="8" name="图片 8" descr="dcd3023cab9b292448a6d1eabca7857a"/>
+                          <pic:cNvPicPr>
+                            <a:picLocks noChangeAspect="1"/>
+                          </pic:cNvPicPr>
+                        </pic:nvPicPr>
+                        <pic:blipFill>
+                          <a:blip r:embed="rId10"/>
+                          <a:stretch>
+                            <a:fillRect/>
+                          </a:stretch>
+                        </pic:blipFill>
+                        <pic:spPr>
+                          <a:xfrm>
+                            <a:off x="0" y="0"/>
+                            <a:ext cx="5476240" cy="2792730"/>
+                          </a:xfrm>
+                          <a:prstGeom prst="rect">
+                            <a:avLst/>
+                          </a:prstGeom>
+                        </pic:spPr>
+                      </pic:pic>
+                    </a:graphicData>
+                  </a:graphic>
+                </wp:inline>
+              </w:drawing>
+            </w:r>
+          </w:p>
+          <w:p>
+            <w:pPr>
+              <w:pStyle w:val="13"/>
+              <w:spacing w:line="240" w:lineRule="auto"/>
               <w:ind w:firstLine="480"/>
               <w:rPr>
-                <w:rFonts w:hint="eastAsia" w:asciiTheme="minorEastAsia" w:hAnsiTheme="minorEastAsia"/>
-                <w:sz w:val="24"/>
-                <w:szCs w:val="24"/>
-              </w:rPr>
-            </w:pPr>
-          </w:p>
-          <w:p>
-            <w:pPr>
-              <w:pStyle w:val="12"/>
-              <w:spacing w:line="400" w:lineRule="exact"/>
-              <w:ind w:firstLine="480"/>
-              <w:rPr>
-                <w:rFonts w:hint="eastAsia" w:asciiTheme="minorEastAsia" w:hAnsiTheme="minorEastAsia"/>
-                <w:sz w:val="24"/>
-                <w:szCs w:val="24"/>
-              </w:rPr>
-            </w:pPr>
-          </w:p>
-          <w:p>
-            <w:pPr>
-              <w:pStyle w:val="12"/>
-              <w:spacing w:line="400" w:lineRule="exact"/>
-              <w:ind w:firstLine="480"/>
-              <w:rPr>
-                <w:rFonts w:hint="eastAsia" w:asciiTheme="minorEastAsia" w:hAnsiTheme="minorEastAsia"/>
-                <w:sz w:val="24"/>
-                <w:szCs w:val="24"/>
-              </w:rPr>
-            </w:pPr>
-          </w:p>
-          <w:p>
-            <w:pPr>
-              <w:pStyle w:val="12"/>
-              <w:spacing w:line="400" w:lineRule="exact"/>
-              <w:ind w:firstLine="480"/>
-              <w:rPr>
-                <w:rFonts w:hint="eastAsia" w:asciiTheme="minorEastAsia" w:hAnsiTheme="minorEastAsia"/>
-                <w:sz w:val="24"/>
-                <w:szCs w:val="24"/>
-              </w:rPr>
-            </w:pPr>
-          </w:p>
-          <w:p>
-            <w:pPr>
-              <w:pStyle w:val="12"/>
-              <w:spacing w:line="400" w:lineRule="exact"/>
-              <w:ind w:firstLine="480"/>
-              <w:rPr>
-                <w:rFonts w:hint="eastAsia" w:asciiTheme="minorEastAsia" w:hAnsiTheme="minorEastAsia"/>
-                <w:sz w:val="24"/>
-                <w:szCs w:val="24"/>
-              </w:rPr>
-            </w:pPr>
-          </w:p>
-          <w:p>
-            <w:pPr>
-              <w:pStyle w:val="12"/>
-              <w:spacing w:line="400" w:lineRule="exact"/>
-              <w:ind w:firstLine="480"/>
-              <w:rPr>
-                <w:rFonts w:hint="eastAsia" w:asciiTheme="minorEastAsia" w:hAnsiTheme="minorEastAsia"/>
-                <w:sz w:val="24"/>
-                <w:szCs w:val="24"/>
-              </w:rPr>
-            </w:pPr>
-          </w:p>
-          <w:p>
-            <w:pPr>
-              <w:pStyle w:val="12"/>
-              <w:spacing w:line="400" w:lineRule="exact"/>
-              <w:ind w:firstLine="480"/>
-              <w:rPr>
-                <w:rFonts w:hint="eastAsia" w:asciiTheme="minorEastAsia" w:hAnsiTheme="minorEastAsia"/>
-                <w:sz w:val="24"/>
-                <w:szCs w:val="24"/>
-              </w:rPr>
-            </w:pPr>
-          </w:p>
-          <w:p>
-            <w:pPr>
-              <w:pStyle w:val="12"/>
-              <w:spacing w:line="400" w:lineRule="exact"/>
-              <w:ind w:firstLine="480"/>
-              <w:rPr>
-                <w:rFonts w:hint="eastAsia" w:asciiTheme="minorEastAsia" w:hAnsiTheme="minorEastAsia"/>
-                <w:sz w:val="24"/>
-                <w:szCs w:val="24"/>
-              </w:rPr>
-            </w:pPr>
-          </w:p>
-          <w:p>
-            <w:pPr>
-              <w:pStyle w:val="12"/>
-              <w:spacing w:line="400" w:lineRule="exact"/>
-              <w:ind w:firstLine="480"/>
-              <w:rPr>
-                <w:rFonts w:hint="eastAsia" w:asciiTheme="minorEastAsia" w:hAnsiTheme="minorEastAsia"/>
-                <w:sz w:val="24"/>
-                <w:szCs w:val="24"/>
-              </w:rPr>
-            </w:pPr>
-          </w:p>
-          <w:p>
-            <w:pPr>
-              <w:pStyle w:val="12"/>
-              <w:spacing w:line="400" w:lineRule="exact"/>
-              <w:ind w:firstLine="480"/>
-              <w:rPr>
-                <w:rFonts w:hint="eastAsia" w:asciiTheme="minorEastAsia" w:hAnsiTheme="minorEastAsia"/>
-                <w:sz w:val="24"/>
-                <w:szCs w:val="24"/>
-              </w:rPr>
-            </w:pPr>
-          </w:p>
-          <w:p>
-            <w:pPr>
-              <w:spacing w:line="300" w:lineRule="auto"/>
-              <w:rPr>
-                <w:b/>
-                <w:sz w:val="24"/>
-                <w:szCs w:val="24"/>
-              </w:rPr>
-            </w:pPr>
+                <w:b/>
+                <w:sz w:val="24"/>
+                <w:szCs w:val="24"/>
+              </w:rPr>
+            </w:pPr>
+            <w:r>
+              <w:rPr>
+                <w:rFonts w:hint="eastAsia" w:asciiTheme="minorEastAsia" w:hAnsiTheme="minorEastAsia" w:eastAsiaTheme="minorEastAsia"/>
+                <w:sz w:val="24"/>
+                <w:szCs w:val="24"/>
+                <w:lang w:eastAsia="zh-CN"/>
+              </w:rPr>
+              <w:drawing>
+                <wp:inline distT="0" distB="0" distL="114300" distR="114300">
+                  <wp:extent cx="5476240" cy="2792730"/>
+                  <wp:effectExtent l="0" t="0" r="10160" b="11430"/>
+                  <wp:docPr id="9" name="图片 9" descr="e9686fbdef7b734ed55b2e44d80d9753"/>
+                  <wp:cNvGraphicFramePr>
+                    <a:graphicFrameLocks xmlns:a="http://schemas.openxmlformats.org/drawingml/2006/main" noChangeAspect="1"/>
+                  </wp:cNvGraphicFramePr>
+                  <a:graphic xmlns:a="http://schemas.openxmlformats.org/drawingml/2006/main">
+                    <a:graphicData uri="http://schemas.openxmlformats.org/drawingml/2006/picture">
+                      <pic:pic xmlns:pic="http://schemas.openxmlformats.org/drawingml/2006/picture">
+                        <pic:nvPicPr>
+                          <pic:cNvPr id="9" name="图片 9" descr="e9686fbdef7b734ed55b2e44d80d9753"/>
+                          <pic:cNvPicPr>
+                            <a:picLocks noChangeAspect="1"/>
+                          </pic:cNvPicPr>
+                        </pic:nvPicPr>
+                        <pic:blipFill>
+                          <a:blip r:embed="rId11"/>
+                          <a:stretch>
+                            <a:fillRect/>
+                          </a:stretch>
+                        </pic:blipFill>
+                        <pic:spPr>
+                          <a:xfrm>
+                            <a:off x="0" y="0"/>
+                            <a:ext cx="5476240" cy="2792730"/>
+                          </a:xfrm>
+                          <a:prstGeom prst="rect">
+                            <a:avLst/>
+                          </a:prstGeom>
+                        </pic:spPr>
+                      </pic:pic>
+                    </a:graphicData>
+                  </a:graphic>
+                </wp:inline>
+              </w:drawing>
+            </w:r>
           </w:p>
         </w:tc>
       </w:tr>
       <w:tr>
+        <w:tblPrEx>
+          <w:tblBorders>
+            <w:top w:val="single" w:color="auto" w:sz="4" w:space="0"/>
+            <w:left w:val="single" w:color="auto" w:sz="4" w:space="0"/>
+            <w:bottom w:val="single" w:color="auto" w:sz="4" w:space="0"/>
+            <w:right w:val="single" w:color="auto" w:sz="4" w:space="0"/>
+            <w:insideH w:val="single" w:color="auto" w:sz="4" w:space="0"/>
+            <w:insideV w:val="single" w:color="auto" w:sz="4" w:space="0"/>
+          </w:tblBorders>
+          <w:tblCellMar>
+            <w:top w:w="0" w:type="dxa"/>
+            <w:left w:w="108" w:type="dxa"/>
+            <w:bottom w:w="0" w:type="dxa"/>
+            <w:right w:w="108" w:type="dxa"/>
+          </w:tblCellMar>
+        </w:tblPrEx>
         <w:tc>
           <w:tcPr>
             <w:tcW w:w="8856" w:type="dxa"/>
@@ -2513,19 +2970,47 @@
           </w:p>
           <w:p>
             <w:pPr>
-              <w:pStyle w:val="12"/>
+              <w:pStyle w:val="13"/>
               <w:spacing w:line="400" w:lineRule="exact"/>
               <w:ind w:firstLine="480"/>
               <w:rPr>
-                <w:rFonts w:hint="eastAsia" w:asciiTheme="minorEastAsia" w:hAnsiTheme="minorEastAsia"/>
-                <w:sz w:val="24"/>
-                <w:szCs w:val="24"/>
-              </w:rPr>
-            </w:pPr>
-          </w:p>
-          <w:p>
-            <w:pPr>
-              <w:pStyle w:val="12"/>
+                <w:rFonts w:hint="default" w:asciiTheme="minorEastAsia" w:hAnsiTheme="minorEastAsia" w:eastAsiaTheme="minorEastAsia"/>
+                <w:sz w:val="24"/>
+                <w:szCs w:val="24"/>
+                <w:lang w:val="en-US" w:eastAsia="zh-CN"/>
+              </w:rPr>
+            </w:pPr>
+            <w:r>
+              <w:rPr>
+                <w:rFonts w:hint="eastAsia" w:asciiTheme="minorEastAsia" w:hAnsiTheme="minorEastAsia"/>
+                <w:sz w:val="24"/>
+                <w:szCs w:val="24"/>
+                <w:lang w:val="en-US" w:eastAsia="zh-CN"/>
+              </w:rPr>
+              <w:t>1.在trae终端因网络波动无法链接至github上传代码</w:t>
+            </w:r>
+            <w:r>
+              <w:rPr>
+                <w:rFonts w:hint="eastAsia" w:asciiTheme="minorEastAsia" w:hAnsiTheme="minorEastAsia"/>
+                <w:sz w:val="24"/>
+                <w:szCs w:val="24"/>
+                <w:lang w:val="en-US" w:eastAsia="zh-CN"/>
+              </w:rPr>
+              <w:br w:type="textWrapping"/>
+            </w:r>
+            <w:r>
+              <w:rPr>
+                <w:rFonts w:hint="eastAsia" w:asciiTheme="minorEastAsia" w:hAnsiTheme="minorEastAsia"/>
+                <w:sz w:val="24"/>
+                <w:szCs w:val="24"/>
+                <w:lang w:val="en-US" w:eastAsia="zh-CN"/>
+              </w:rPr>
+              <w:t>换用手机流量热点再进行链接</w:t>
+            </w:r>
+          </w:p>
+          <w:p>
+            <w:pPr>
+              <w:pStyle w:val="13"/>
               <w:spacing w:line="400" w:lineRule="exact"/>
               <w:ind w:firstLine="480"/>
               <w:rPr>
@@ -2537,7 +3022,7 @@
           </w:p>
           <w:p>
             <w:pPr>
-              <w:pStyle w:val="12"/>
+              <w:pStyle w:val="13"/>
               <w:spacing w:line="400" w:lineRule="exact"/>
               <w:ind w:firstLine="480"/>
               <w:rPr>
@@ -2549,7 +3034,7 @@
           </w:p>
           <w:p>
             <w:pPr>
-              <w:pStyle w:val="12"/>
+              <w:pStyle w:val="13"/>
               <w:spacing w:line="400" w:lineRule="exact"/>
               <w:ind w:firstLine="480"/>
               <w:rPr>
@@ -2563,6 +3048,22 @@
         </w:tc>
       </w:tr>
       <w:tr>
+        <w:tblPrEx>
+          <w:tblBorders>
+            <w:top w:val="single" w:color="auto" w:sz="4" w:space="0"/>
+            <w:left w:val="single" w:color="auto" w:sz="4" w:space="0"/>
+            <w:bottom w:val="single" w:color="auto" w:sz="4" w:space="0"/>
+            <w:right w:val="single" w:color="auto" w:sz="4" w:space="0"/>
+            <w:insideH w:val="single" w:color="auto" w:sz="4" w:space="0"/>
+            <w:insideV w:val="single" w:color="auto" w:sz="4" w:space="0"/>
+          </w:tblBorders>
+          <w:tblCellMar>
+            <w:top w:w="0" w:type="dxa"/>
+            <w:left w:w="108" w:type="dxa"/>
+            <w:bottom w:w="0" w:type="dxa"/>
+            <w:right w:w="108" w:type="dxa"/>
+          </w:tblCellMar>
+        </w:tblPrEx>
         <w:tc>
           <w:tcPr>
             <w:tcW w:w="8856" w:type="dxa"/>
@@ -2587,109 +3088,206 @@
           </w:p>
           <w:p>
             <w:pPr>
-              <w:pStyle w:val="12"/>
+              <w:pStyle w:val="13"/>
               <w:spacing w:line="400" w:lineRule="exact"/>
               <w:ind w:firstLine="480"/>
               <w:rPr>
-                <w:rFonts w:hint="eastAsia" w:asciiTheme="minorEastAsia" w:hAnsiTheme="minorEastAsia"/>
-                <w:sz w:val="24"/>
-                <w:szCs w:val="24"/>
-              </w:rPr>
-            </w:pPr>
-          </w:p>
-          <w:p>
-            <w:pPr>
-              <w:pStyle w:val="12"/>
+                <w:rFonts w:hint="default" w:asciiTheme="minorEastAsia" w:hAnsiTheme="minorEastAsia" w:eastAsiaTheme="minorEastAsia"/>
+                <w:sz w:val="24"/>
+                <w:szCs w:val="24"/>
+                <w:lang w:val="en-US" w:eastAsia="zh-CN"/>
+              </w:rPr>
+            </w:pPr>
+            <w:r>
+              <w:rPr>
+                <w:rFonts w:hint="eastAsia" w:asciiTheme="minorEastAsia" w:hAnsiTheme="minorEastAsia"/>
+                <w:sz w:val="24"/>
+                <w:szCs w:val="24"/>
+              </w:rPr>
+              <w:t>实验成功实现了基于邻接表的景区路径规划系统，具备完整的图操作功能和友好的交互界面。</w:t>
+            </w:r>
+            <w:r>
+              <w:rPr>
+                <w:rFonts w:hint="eastAsia" w:asciiTheme="minorEastAsia" w:hAnsiTheme="minorEastAsia"/>
+                <w:sz w:val="24"/>
+                <w:szCs w:val="24"/>
+                <w:lang w:val="en-US" w:eastAsia="zh-CN"/>
+              </w:rPr>
+              <w:t>能实现以下功能：</w:t>
+            </w:r>
+          </w:p>
+          <w:p>
+            <w:pPr>
+              <w:pStyle w:val="13"/>
               <w:spacing w:line="400" w:lineRule="exact"/>
-              <w:ind w:left="420" w:firstLine="0" w:firstLineChars="0"/>
-            </w:pPr>
-            <w:r>
-              <w:rPr>
-                <w:rFonts w:hint="eastAsia" w:asciiTheme="minorEastAsia" w:hAnsiTheme="minorEastAsia"/>
-                <w:sz w:val="24"/>
-                <w:szCs w:val="24"/>
-              </w:rPr>
-              <w:t xml:space="preserve">  </w:t>
+              <w:ind w:firstLine="480"/>
+              <w:rPr>
+                <w:rFonts w:hint="eastAsia" w:asciiTheme="minorEastAsia" w:hAnsiTheme="minorEastAsia"/>
+                <w:sz w:val="24"/>
+                <w:szCs w:val="24"/>
+              </w:rPr>
+            </w:pPr>
+            <w:r>
+              <w:rPr>
+                <w:rFonts w:hint="eastAsia" w:asciiTheme="minorEastAsia" w:hAnsiTheme="minorEastAsia"/>
+                <w:sz w:val="24"/>
+                <w:szCs w:val="24"/>
+                <w:lang w:val="en-US" w:eastAsia="zh-CN"/>
+              </w:rPr>
+              <w:t>-</w:t>
+            </w:r>
+            <w:r>
+              <w:rPr>
+                <w:rFonts w:hint="eastAsia" w:asciiTheme="minorEastAsia" w:hAnsiTheme="minorEastAsia"/>
+                <w:sz w:val="24"/>
+                <w:szCs w:val="24"/>
+              </w:rPr>
+              <w:t>创建指定容量的景区图</w:t>
+            </w:r>
+          </w:p>
+          <w:p>
+            <w:pPr>
+              <w:pStyle w:val="13"/>
+              <w:spacing w:line="400" w:lineRule="exact"/>
+              <w:ind w:firstLine="480"/>
+              <w:rPr>
+                <w:rFonts w:hint="eastAsia" w:asciiTheme="minorEastAsia" w:hAnsiTheme="minorEastAsia"/>
+                <w:sz w:val="24"/>
+                <w:szCs w:val="24"/>
+              </w:rPr>
+            </w:pPr>
+            <w:r>
+              <w:rPr>
+                <w:rFonts w:hint="eastAsia" w:asciiTheme="minorEastAsia" w:hAnsiTheme="minorEastAsia"/>
+                <w:sz w:val="24"/>
+                <w:szCs w:val="24"/>
+                <w:lang w:val="en-US" w:eastAsia="zh-CN"/>
+              </w:rPr>
+              <w:t>-</w:t>
+            </w:r>
+            <w:r>
+              <w:rPr>
+                <w:rFonts w:hint="eastAsia" w:asciiTheme="minorEastAsia" w:hAnsiTheme="minorEastAsia"/>
+                <w:sz w:val="24"/>
+                <w:szCs w:val="24"/>
+              </w:rPr>
+              <w:t>添加任意ID（字母/数字）的景点</w:t>
+            </w:r>
+          </w:p>
+          <w:p>
+            <w:pPr>
+              <w:pStyle w:val="13"/>
+              <w:spacing w:line="400" w:lineRule="exact"/>
+              <w:ind w:firstLine="480"/>
+              <w:rPr>
+                <w:rFonts w:hint="eastAsia" w:asciiTheme="minorEastAsia" w:hAnsiTheme="minorEastAsia"/>
+                <w:sz w:val="24"/>
+                <w:szCs w:val="24"/>
+              </w:rPr>
+            </w:pPr>
+            <w:r>
+              <w:rPr>
+                <w:rFonts w:hint="eastAsia" w:asciiTheme="minorEastAsia" w:hAnsiTheme="minorEastAsia"/>
+                <w:sz w:val="24"/>
+                <w:szCs w:val="24"/>
+                <w:lang w:val="en-US" w:eastAsia="zh-CN"/>
+              </w:rPr>
+              <w:t>-</w:t>
+            </w:r>
+            <w:r>
+              <w:rPr>
+                <w:rFonts w:hint="eastAsia" w:asciiTheme="minorEastAsia" w:hAnsiTheme="minorEastAsia"/>
+                <w:sz w:val="24"/>
+                <w:szCs w:val="24"/>
+              </w:rPr>
+              <w:t>添加景点间的路径及距离</w:t>
+            </w:r>
+          </w:p>
+          <w:p>
+            <w:pPr>
+              <w:pStyle w:val="13"/>
+              <w:spacing w:line="400" w:lineRule="exact"/>
+              <w:ind w:firstLine="480"/>
+              <w:rPr>
+                <w:rFonts w:hint="eastAsia" w:asciiTheme="minorEastAsia" w:hAnsiTheme="minorEastAsia"/>
+                <w:sz w:val="24"/>
+                <w:szCs w:val="24"/>
+              </w:rPr>
+            </w:pPr>
+            <w:r>
+              <w:rPr>
+                <w:rFonts w:hint="eastAsia" w:asciiTheme="minorEastAsia" w:hAnsiTheme="minorEastAsia"/>
+                <w:sz w:val="24"/>
+                <w:szCs w:val="24"/>
+                <w:lang w:val="en-US" w:eastAsia="zh-CN"/>
+              </w:rPr>
+              <w:t>-</w:t>
+            </w:r>
+            <w:r>
+              <w:rPr>
+                <w:rFonts w:hint="eastAsia" w:asciiTheme="minorEastAsia" w:hAnsiTheme="minorEastAsia"/>
+                <w:sz w:val="24"/>
+                <w:szCs w:val="24"/>
+              </w:rPr>
+              <w:t>查看所有景点的链表信息</w:t>
+            </w:r>
+          </w:p>
+          <w:p>
+            <w:pPr>
+              <w:pStyle w:val="13"/>
+              <w:spacing w:line="400" w:lineRule="exact"/>
+              <w:ind w:firstLine="480"/>
+              <w:rPr>
+                <w:rFonts w:hint="eastAsia" w:asciiTheme="minorEastAsia" w:hAnsiTheme="minorEastAsia"/>
+                <w:sz w:val="24"/>
+                <w:szCs w:val="24"/>
+              </w:rPr>
+            </w:pPr>
+            <w:r>
+              <w:rPr>
+                <w:rFonts w:hint="eastAsia" w:asciiTheme="minorEastAsia" w:hAnsiTheme="minorEastAsia"/>
+                <w:sz w:val="24"/>
+                <w:szCs w:val="24"/>
+                <w:lang w:val="en-US" w:eastAsia="zh-CN"/>
+              </w:rPr>
+              <w:t>-</w:t>
+            </w:r>
+            <w:r>
+              <w:rPr>
+                <w:rFonts w:hint="eastAsia" w:asciiTheme="minorEastAsia" w:hAnsiTheme="minorEastAsia"/>
+                <w:sz w:val="24"/>
+                <w:szCs w:val="24"/>
+              </w:rPr>
+              <w:t>查看以邻接表形式展示的完整景区图</w:t>
+            </w:r>
+          </w:p>
+          <w:p>
+            <w:pPr>
+              <w:pStyle w:val="13"/>
+              <w:spacing w:line="400" w:lineRule="exact"/>
+              <w:ind w:firstLine="480"/>
+              <w:rPr>
+                <w:rFonts w:hint="default" w:asciiTheme="minorEastAsia" w:hAnsiTheme="minorEastAsia" w:eastAsiaTheme="minorEastAsia"/>
+                <w:sz w:val="24"/>
+                <w:szCs w:val="24"/>
+                <w:lang w:val="en-US" w:eastAsia="zh-CN"/>
+              </w:rPr>
+            </w:pPr>
+            <w:bookmarkStart w:id="2" w:name="_GoBack"/>
+            <w:bookmarkEnd w:id="2"/>
+            <w:r>
+              <w:rPr>
+                <w:rFonts w:hint="eastAsia" w:asciiTheme="minorEastAsia" w:hAnsiTheme="minorEastAsia"/>
+                <w:sz w:val="24"/>
+                <w:szCs w:val="24"/>
+                <w:lang w:val="en-US" w:eastAsia="zh-CN"/>
+              </w:rPr>
+              <w:t>成功将本地代码推送至GitHub并完成了协作邀请配置，验证了从环境关联、身份验证到数据同步的完整流程，通过实践深刻理解了 Git 非实时同步与增量合并的核心机制，明确了后续需通过规范的 add-commit-push 流程维护版本迭代，同时识别出过滤编译冗余文件及应对网络波动的优化方向，为团队高效协作奠定了坚实基础。</w:t>
             </w:r>
           </w:p>
         </w:tc>
       </w:tr>
     </w:tbl>
-    <w:p/>
-    <w:p>
-      <w:pPr>
-        <w:spacing w:line="400" w:lineRule="exact"/>
-        <w:rPr>
-          <w:rFonts w:hint="eastAsia" w:ascii="宋体" w:hAnsi="宋体"/>
-          <w:b/>
-          <w:color w:val="FF0000"/>
-          <w:sz w:val="24"/>
-          <w:szCs w:val="24"/>
-        </w:rPr>
-      </w:pPr>
-      <w:r>
-        <w:rPr>
-          <w:rFonts w:hint="eastAsia" w:ascii="宋体" w:hAnsi="宋体"/>
-          <w:b/>
-          <w:color w:val="FF0000"/>
-          <w:sz w:val="24"/>
-          <w:szCs w:val="24"/>
-        </w:rPr>
-        <w:t>其他要求：</w:t>
-      </w:r>
-    </w:p>
-    <w:p>
-      <w:pPr>
-        <w:pStyle w:val="12"/>
-        <w:numPr>
-          <w:ilvl w:val="0"/>
-          <w:numId w:val="2"/>
-        </w:numPr>
-        <w:spacing w:line="400" w:lineRule="exact"/>
-        <w:ind w:left="0" w:firstLine="480"/>
-        <w:rPr>
-          <w:rFonts w:hint="eastAsia" w:ascii="宋体" w:hAnsi="宋体"/>
-          <w:color w:val="FF0000"/>
-          <w:sz w:val="24"/>
-          <w:szCs w:val="24"/>
-        </w:rPr>
-      </w:pPr>
-      <w:r>
-        <w:rPr>
-          <w:rFonts w:hint="eastAsia" w:ascii="宋体" w:hAnsi="宋体"/>
-          <w:color w:val="FF0000"/>
-          <w:sz w:val="24"/>
-          <w:szCs w:val="24"/>
-        </w:rPr>
-        <w:t>格式：实验报告正文部分的小标题为宋体小四加粗；正文为宋体小四，不用加粗，行距为20磅。</w:t>
-      </w:r>
-    </w:p>
-    <w:p>
-      <w:pPr>
-        <w:pStyle w:val="12"/>
-        <w:numPr>
-          <w:ilvl w:val="0"/>
-          <w:numId w:val="2"/>
-        </w:numPr>
-        <w:spacing w:line="400" w:lineRule="exact"/>
-        <w:ind w:left="0" w:firstLine="480"/>
-        <w:rPr>
-          <w:rFonts w:hint="eastAsia" w:ascii="宋体" w:hAnsi="宋体"/>
-          <w:color w:val="FF0000"/>
-          <w:sz w:val="24"/>
-          <w:szCs w:val="24"/>
-        </w:rPr>
-      </w:pPr>
-      <w:r>
-        <w:rPr>
-          <w:rFonts w:hint="eastAsia" w:ascii="宋体" w:hAnsi="宋体"/>
-          <w:color w:val="FF0000"/>
-          <w:sz w:val="24"/>
-          <w:szCs w:val="24"/>
-        </w:rPr>
-        <w:t>所提交的报告要删除本模板中红色字部分的说明。</w:t>
-      </w:r>
-    </w:p>
     <w:p/>
     <w:sectPr>
       <w:pgSz w:w="11906" w:h="16838"/>
@@ -2720,101 +3318,8 @@
       </w:rPr>
     </w:lvl>
   </w:abstractNum>
-  <w:abstractNum w:abstractNumId="1">
-    <w:nsid w:val="5EDD0DA2"/>
-    <w:multiLevelType w:val="multilevel"/>
-    <w:tmpl w:val="5EDD0DA2"/>
-    <w:lvl w:ilvl="0" w:tentative="0">
-      <w:start w:val="1"/>
-      <w:numFmt w:val="decimal"/>
-      <w:suff w:val="space"/>
-      <w:lvlText w:val="%1."/>
-      <w:lvlJc w:val="left"/>
-      <w:pPr>
-        <w:ind w:left="900" w:hanging="420"/>
-      </w:pPr>
-      <w:rPr>
-        <w:rFonts w:hint="eastAsia"/>
-      </w:rPr>
-    </w:lvl>
-    <w:lvl w:ilvl="1" w:tentative="0">
-      <w:start w:val="1"/>
-      <w:numFmt w:val="lowerLetter"/>
-      <w:lvlText w:val="%2)"/>
-      <w:lvlJc w:val="left"/>
-      <w:pPr>
-        <w:ind w:left="1320" w:hanging="420"/>
-      </w:pPr>
-    </w:lvl>
-    <w:lvl w:ilvl="2" w:tentative="0">
-      <w:start w:val="1"/>
-      <w:numFmt w:val="lowerRoman"/>
-      <w:lvlText w:val="%3."/>
-      <w:lvlJc w:val="right"/>
-      <w:pPr>
-        <w:ind w:left="1740" w:hanging="420"/>
-      </w:pPr>
-    </w:lvl>
-    <w:lvl w:ilvl="3" w:tentative="0">
-      <w:start w:val="1"/>
-      <w:numFmt w:val="decimal"/>
-      <w:lvlText w:val="%4."/>
-      <w:lvlJc w:val="left"/>
-      <w:pPr>
-        <w:ind w:left="2160" w:hanging="420"/>
-      </w:pPr>
-    </w:lvl>
-    <w:lvl w:ilvl="4" w:tentative="0">
-      <w:start w:val="1"/>
-      <w:numFmt w:val="lowerLetter"/>
-      <w:lvlText w:val="%5)"/>
-      <w:lvlJc w:val="left"/>
-      <w:pPr>
-        <w:ind w:left="2580" w:hanging="420"/>
-      </w:pPr>
-    </w:lvl>
-    <w:lvl w:ilvl="5" w:tentative="0">
-      <w:start w:val="1"/>
-      <w:numFmt w:val="lowerRoman"/>
-      <w:lvlText w:val="%6."/>
-      <w:lvlJc w:val="right"/>
-      <w:pPr>
-        <w:ind w:left="3000" w:hanging="420"/>
-      </w:pPr>
-    </w:lvl>
-    <w:lvl w:ilvl="6" w:tentative="0">
-      <w:start w:val="1"/>
-      <w:numFmt w:val="decimal"/>
-      <w:lvlText w:val="%7."/>
-      <w:lvlJc w:val="left"/>
-      <w:pPr>
-        <w:ind w:left="3420" w:hanging="420"/>
-      </w:pPr>
-    </w:lvl>
-    <w:lvl w:ilvl="7" w:tentative="0">
-      <w:start w:val="1"/>
-      <w:numFmt w:val="lowerLetter"/>
-      <w:lvlText w:val="%8)"/>
-      <w:lvlJc w:val="left"/>
-      <w:pPr>
-        <w:ind w:left="3840" w:hanging="420"/>
-      </w:pPr>
-    </w:lvl>
-    <w:lvl w:ilvl="8" w:tentative="0">
-      <w:start w:val="1"/>
-      <w:numFmt w:val="lowerRoman"/>
-      <w:lvlText w:val="%9."/>
-      <w:lvlJc w:val="right"/>
-      <w:pPr>
-        <w:ind w:left="4260" w:hanging="420"/>
-      </w:pPr>
-    </w:lvl>
-  </w:abstractNum>
   <w:num w:numId="1">
     <w:abstractNumId w:val="0"/>
-  </w:num>
-  <w:num w:numId="2">
-    <w:abstractNumId w:val="1"/>
   </w:num>
 </w:numbering>
 </file>
@@ -3142,7 +3647,7 @@
   <w:style w:type="paragraph" w:styleId="3">
     <w:name w:val="Balloon Text"/>
     <w:basedOn w:val="1"/>
-    <w:link w:val="11"/>
+    <w:link w:val="12"/>
     <w:semiHidden/>
     <w:unhideWhenUsed/>
     <w:qFormat/>
@@ -3155,7 +3660,7 @@
   <w:style w:type="paragraph" w:styleId="4">
     <w:name w:val="footer"/>
     <w:basedOn w:val="1"/>
-    <w:link w:val="14"/>
+    <w:link w:val="15"/>
     <w:unhideWhenUsed/>
     <w:qFormat/>
     <w:uiPriority w:val="99"/>
@@ -3175,7 +3680,7 @@
   <w:style w:type="paragraph" w:styleId="5">
     <w:name w:val="header"/>
     <w:basedOn w:val="1"/>
-    <w:link w:val="13"/>
+    <w:link w:val="14"/>
     <w:unhideWhenUsed/>
     <w:qFormat/>
     <w:uiPriority w:val="99"/>
@@ -3239,7 +3744,18 @@
       <w:bCs/>
     </w:rPr>
   </w:style>
-  <w:style w:type="character" w:customStyle="1" w:styleId="11">
+  <w:style w:type="character" w:styleId="11">
+    <w:name w:val="HTML Code"/>
+    <w:basedOn w:val="9"/>
+    <w:semiHidden/>
+    <w:unhideWhenUsed/>
+    <w:uiPriority w:val="99"/>
+    <w:rPr>
+      <w:rFonts w:ascii="Courier New" w:hAnsi="Courier New"/>
+      <w:sz w:val="20"/>
+    </w:rPr>
+  </w:style>
+  <w:style w:type="character" w:customStyle="1" w:styleId="12">
     <w:name w:val="批注框文本 字符"/>
     <w:basedOn w:val="9"/>
     <w:link w:val="3"/>
@@ -3251,7 +3767,7 @@
       <w:szCs w:val="18"/>
     </w:rPr>
   </w:style>
-  <w:style w:type="paragraph" w:styleId="12">
+  <w:style w:type="paragraph" w:styleId="13">
     <w:name w:val="List Paragraph"/>
     <w:basedOn w:val="1"/>
     <w:qFormat/>
@@ -3260,7 +3776,7 @@
       <w:ind w:firstLine="420" w:firstLineChars="200"/>
     </w:pPr>
   </w:style>
-  <w:style w:type="character" w:customStyle="1" w:styleId="13">
+  <w:style w:type="character" w:customStyle="1" w:styleId="14">
     <w:name w:val="页眉 字符"/>
     <w:basedOn w:val="9"/>
     <w:link w:val="5"/>
@@ -3271,7 +3787,7 @@
       <w:szCs w:val="18"/>
     </w:rPr>
   </w:style>
-  <w:style w:type="character" w:customStyle="1" w:styleId="14">
+  <w:style w:type="character" w:customStyle="1" w:styleId="15">
     <w:name w:val="页脚 字符"/>
     <w:basedOn w:val="9"/>
     <w:link w:val="4"/>
